--- a/public/Greencoat_Online_Safety_Policy_Mar2026.docx
+++ b/public/Greencoat_Online_Safety_Policy_Mar2026.docx
@@ -1003,6 +1003,169 @@
           <w:rFonts w:ascii="Calibri" w:hAnsi="Calibri" w:cs="Calibri"/>
         </w:rPr>
       </w:pPr>
+    </w:p>
+    <w:p>
+      <w:pPr/>
+      <w:r>
+        <w:rPr>
+          <w:rFonts w:ascii="Calibri" w:hAnsi="Calibri"/>
+        </w:rPr>
+        <w:t xml:space="preserve"/>
+      </w:r>
+    </w:p>
+    <w:p>
+      <w:pPr>
+        <w:numPr>
+          <w:ilvl w:val="0"/>
+          <w:numId w:val="14"/>
+        </w:numPr>
+      </w:pPr>
+      <w:r>
+        <w:rPr>
+          <w:rFonts w:ascii="Calibri" w:hAnsi="Calibri"/>
+        </w:rPr>
+        <w:t xml:space="preserve">For concerns about illegal content (child sexual abuse material, terrorist content): report to the Internet Watch Foundation (iwf.org.uk) and contact the police immediately. Also notify the DSL.</w:t>
+      </w:r>
+    </w:p>
+    <w:p>
+      <w:pPr/>
+      <w:r>
+        <w:rPr>
+          <w:rFonts w:ascii="Calibri" w:hAnsi="Calibri"/>
+        </w:rPr>
+        <w:t xml:space="preserve"/>
+      </w:r>
+    </w:p>
+    <w:p>
+      <w:pPr>
+        <w:numPr>
+          <w:ilvl w:val="0"/>
+          <w:numId w:val="14"/>
+        </w:numPr>
+      </w:pPr>
+      <w:r>
+        <w:rPr>
+          <w:rFonts w:ascii="Calibri" w:hAnsi="Calibri"/>
+        </w:rPr>
+        <w:t xml:space="preserve">If a data breach may have occurred (personal data accessed or shared without authorisation), report to Taz Khan (Director) immediately — there are legal obligations to report certain breaches to the ICO within 72 hours.</w:t>
+      </w:r>
+    </w:p>
+    <w:p>
+      <w:pPr>
+        <w:numPr>
+          <w:ilvl w:val="0"/>
+          <w:numId w:val="14"/>
+        </w:numPr>
+      </w:pPr>
+      <w:r>
+        <w:rPr>
+          <w:rFonts w:ascii="Calibri" w:hAnsi="Calibri"/>
+        </w:rPr>
+        <w:t xml:space="preserve">If the concern involves a staff member's personal device use, report to the site manager and DSL. Do not confront the staff member yourself.</w:t>
+      </w:r>
+    </w:p>
+    <w:p>
+      <w:pPr>
+        <w:numPr>
+          <w:ilvl w:val="0"/>
+          <w:numId w:val="14"/>
+        </w:numPr>
+      </w:pPr>
+      <w:r>
+        <w:rPr>
+          <w:rFonts w:ascii="Calibri" w:hAnsi="Calibri"/>
+        </w:rPr>
+        <w:t xml:space="preserve">If the concern involves inappropriate content on a nursery device, hand the device to the site manager — do not continue using it.</w:t>
+      </w:r>
+    </w:p>
+    <w:p>
+      <w:pPr>
+        <w:numPr>
+          <w:ilvl w:val="0"/>
+          <w:numId w:val="14"/>
+        </w:numPr>
+      </w:pPr>
+      <w:r>
+        <w:rPr>
+          <w:rFonts w:ascii="Calibri" w:hAnsi="Calibri"/>
+        </w:rPr>
+        <w:t xml:space="preserve">Complete the Greencoat Summary of Interaction form if a child is involved.</w:t>
+      </w:r>
+    </w:p>
+    <w:p>
+      <w:pPr>
+        <w:numPr>
+          <w:ilvl w:val="0"/>
+          <w:numId w:val="14"/>
+        </w:numPr>
+      </w:pPr>
+      <w:r>
+        <w:rPr>
+          <w:rFonts w:ascii="Calibri" w:hAnsi="Calibri"/>
+        </w:rPr>
+        <w:t xml:space="preserve">Report to the DSL the same day. If it involves a child protection concern, follow the Safeguarding Children and Child Protection Policy immediately.</w:t>
+      </w:r>
+    </w:p>
+    <w:p>
+      <w:pPr>
+        <w:numPr>
+          <w:ilvl w:val="0"/>
+          <w:numId w:val="14"/>
+        </w:numPr>
+      </w:pPr>
+      <w:r>
+        <w:rPr>
+          <w:rFonts w:ascii="Calibri" w:hAnsi="Calibri"/>
+        </w:rPr>
+        <w:t xml:space="preserve">Do not delete or alter any evidence — screenshots, messages or content. Preserve it exactly as you found it.</w:t>
+      </w:r>
+    </w:p>
+    <w:p>
+      <w:pPr/>
+      <w:r>
+        <w:rPr>
+          <w:rFonts w:ascii="Calibri" w:hAnsi="Calibri"/>
+        </w:rPr>
+        <w:t xml:space="preserve">Take the following steps immediately:</w:t>
+      </w:r>
+    </w:p>
+    <w:p>
+      <w:pPr/>
+      <w:r>
+        <w:rPr>
+          <w:rFonts w:ascii="Calibri" w:hAnsi="Calibri"/>
+        </w:rPr>
+        <w:t xml:space="preserve"/>
+      </w:r>
+    </w:p>
+    <w:p>
+      <w:pPr/>
+      <w:r>
+        <w:rPr>
+          <w:rFonts w:ascii="Calibri" w:hAnsi="Calibri"/>
+        </w:rPr>
+        <w:t xml:space="preserve">An online safety concern includes: a child disclosing contact with an unknown adult online; inappropriate content viewed or shared; a staff member using a device inappropriately; a suspected data breach; or any other online incident that could harm a child, staff member or the nursery.</w:t>
+      </w:r>
+    </w:p>
+    <w:p>
+      <w:pPr>
+        <w:pStyle w:val="Heading2"/>
+      </w:pPr>
+      <w:r>
+        <w:rPr>
+          <w:rFonts w:ascii="Calibri" w:hAnsi="Calibri"/>
+        </w:rPr>
+        <w:t>What staff must do when they spot an online safety concern</w:t>
+      </w:r>
+    </w:p>
+    <w:p>
+      <w:pPr/>
+      <w:r>
+        <w:rPr>
+          <w:rFonts w:ascii="Calibri" w:hAnsi="Calibri"/>
+        </w:rPr>
+        <w:t xml:space="preserve"/>
+      </w:r>
     </w:p>
     <w:p>
       <w:pPr>
